--- a/Cyberseguridad/HernandezSanchezRodrigoActPhising.docx
+++ b/Cyberseguridad/HernandezSanchezRodrigoActPhising.docx
@@ -787,6 +787,7 @@
     </w:p>
     <w:p>
       <w:pPr>
+        <w:jc w:val="both"/>
         <w:rPr>
           <w:rFonts w:ascii="Arial" w:hAnsi="Arial" w:cs="Arial"/>
           <w:sz w:val="24"/>
@@ -1176,8 +1177,8 @@
           <w:noProof/>
         </w:rPr>
         <w:drawing>
-          <wp:inline distT="0" distB="0" distL="0" distR="0" wp14:anchorId="71AC1110" wp14:editId="466BB507">
-            <wp:extent cx="5400040" cy="3356610"/>
+          <wp:inline distT="0" distB="0" distL="0" distR="0" wp14:anchorId="71AC1110" wp14:editId="585F98B2">
+            <wp:extent cx="5276850" cy="3280036"/>
             <wp:effectExtent l="0" t="0" r="0" b="0"/>
             <wp:docPr id="7" name="Imagen 7"/>
             <wp:cNvGraphicFramePr>
@@ -1199,7 +1200,7 @@
                   <pic:spPr>
                     <a:xfrm>
                       <a:off x="0" y="0"/>
-                      <a:ext cx="5400040" cy="3356610"/>
+                      <a:ext cx="5282817" cy="3283745"/>
                     </a:xfrm>
                     <a:prstGeom prst="rect">
                       <a:avLst/>
@@ -1214,19 +1215,19 @@
     </w:p>
     <w:p>
       <w:pPr>
-        <w:rPr>
-          <w:rFonts w:ascii="Arial" w:hAnsi="Arial" w:cs="Arial"/>
-          <w:sz w:val="24"/>
-          <w:szCs w:val="24"/>
-        </w:rPr>
-      </w:pPr>
-      <w:r>
-        <w:rPr>
-          <w:rFonts w:ascii="Arial" w:hAnsi="Arial" w:cs="Arial"/>
-          <w:sz w:val="24"/>
-          <w:szCs w:val="24"/>
-        </w:rPr>
-        <w:lastRenderedPageBreak/>
+        <w:jc w:val="both"/>
+        <w:rPr>
+          <w:rFonts w:ascii="Arial" w:hAnsi="Arial" w:cs="Arial"/>
+          <w:sz w:val="24"/>
+          <w:szCs w:val="24"/>
+        </w:rPr>
+      </w:pPr>
+      <w:r>
+        <w:rPr>
+          <w:rFonts w:ascii="Arial" w:hAnsi="Arial" w:cs="Arial"/>
+          <w:sz w:val="24"/>
+          <w:szCs w:val="24"/>
+        </w:rPr>
         <w:t xml:space="preserve">Después ponemos en el buscador </w:t>
       </w:r>
       <w:hyperlink r:id="rId15" w:history="1">
@@ -1251,16 +1252,77 @@
     </w:p>
     <w:p>
       <w:pPr>
-        <w:rPr>
-          <w:rFonts w:ascii="Arial" w:hAnsi="Arial" w:cs="Arial"/>
-          <w:sz w:val="24"/>
-          <w:szCs w:val="24"/>
-        </w:rPr>
-      </w:pPr>
-    </w:p>
-    <w:p>
-      <w:pPr>
         <w:jc w:val="both"/>
+        <w:rPr>
+          <w:rFonts w:ascii="Arial" w:hAnsi="Arial" w:cs="Arial"/>
+          <w:sz w:val="24"/>
+          <w:szCs w:val="24"/>
+        </w:rPr>
+      </w:pPr>
+      <w:r>
+        <w:rPr>
+          <w:rFonts w:ascii="Arial" w:hAnsi="Arial" w:cs="Arial"/>
+          <w:sz w:val="24"/>
+          <w:szCs w:val="24"/>
+        </w:rPr>
+        <w:lastRenderedPageBreak/>
+        <w:t>Finalmente, el usuario introduciría el nombre y contraseña y la podríamos capturar.</w:t>
+      </w:r>
+    </w:p>
+    <w:p>
+      <w:pPr>
+        <w:jc w:val="both"/>
+        <w:rPr>
+          <w:rFonts w:ascii="Arial" w:hAnsi="Arial" w:cs="Arial"/>
+          <w:sz w:val="24"/>
+          <w:szCs w:val="24"/>
+        </w:rPr>
+      </w:pPr>
+      <w:r>
+        <w:rPr>
+          <w:rFonts w:ascii="Arial" w:hAnsi="Arial" w:cs="Arial"/>
+          <w:sz w:val="24"/>
+          <w:szCs w:val="24"/>
+        </w:rPr>
+        <w:drawing>
+          <wp:inline distT="0" distB="0" distL="0" distR="0" wp14:anchorId="159227D5" wp14:editId="72A9206F">
+            <wp:extent cx="5400040" cy="2860675"/>
+            <wp:effectExtent l="0" t="0" r="0" b="0"/>
+            <wp:docPr id="8" name="Imagen 8"/>
+            <wp:cNvGraphicFramePr>
+              <a:graphicFrameLocks xmlns:a="http://schemas.openxmlformats.org/drawingml/2006/main" noChangeAspect="1"/>
+            </wp:cNvGraphicFramePr>
+            <a:graphic xmlns:a="http://schemas.openxmlformats.org/drawingml/2006/main">
+              <a:graphicData uri="http://schemas.openxmlformats.org/drawingml/2006/picture">
+                <pic:pic xmlns:pic="http://schemas.openxmlformats.org/drawingml/2006/picture">
+                  <pic:nvPicPr>
+                    <pic:cNvPr id="1" name=""/>
+                    <pic:cNvPicPr/>
+                  </pic:nvPicPr>
+                  <pic:blipFill>
+                    <a:blip r:embed="rId16"/>
+                    <a:stretch>
+                      <a:fillRect/>
+                    </a:stretch>
+                  </pic:blipFill>
+                  <pic:spPr>
+                    <a:xfrm>
+                      <a:off x="0" y="0"/>
+                      <a:ext cx="5400040" cy="2860675"/>
+                    </a:xfrm>
+                    <a:prstGeom prst="rect">
+                      <a:avLst/>
+                    </a:prstGeom>
+                  </pic:spPr>
+                </pic:pic>
+              </a:graphicData>
+            </a:graphic>
+          </wp:inline>
+        </w:drawing>
+      </w:r>
+    </w:p>
+    <w:p>
+      <w:pPr>
         <w:rPr>
           <w:rFonts w:ascii="Arial" w:hAnsi="Arial" w:cs="Arial"/>
           <w:b/>
@@ -1277,9 +1339,12 @@
           <w:sz w:val="24"/>
           <w:szCs w:val="24"/>
         </w:rPr>
-        <w:t>4. Identificación de vulnerabilidades</w:t>
-      </w:r>
-      <w:r>
+        <w:br w:type="page"/>
+      </w:r>
+    </w:p>
+    <w:p>
+      <w:pPr>
+        <w:jc w:val="both"/>
         <w:rPr>
           <w:rFonts w:ascii="Arial" w:hAnsi="Arial" w:cs="Arial"/>
           <w:b/>
@@ -1287,26 +1352,50 @@
           <w:sz w:val="24"/>
           <w:szCs w:val="24"/>
         </w:rPr>
+      </w:pPr>
+      <w:r>
+        <w:rPr>
+          <w:rFonts w:ascii="Arial" w:hAnsi="Arial" w:cs="Arial"/>
+          <w:b/>
+          <w:bCs/>
+          <w:sz w:val="24"/>
+          <w:szCs w:val="24"/>
+        </w:rPr>
+        <w:lastRenderedPageBreak/>
+        <w:t>4. Identificación de vulnerabilidades</w:t>
+      </w:r>
+      <w:r>
+        <w:rPr>
+          <w:rFonts w:ascii="Arial" w:hAnsi="Arial" w:cs="Arial"/>
+          <w:b/>
+          <w:bCs/>
+          <w:sz w:val="24"/>
+          <w:szCs w:val="24"/>
+        </w:rPr>
         <w:t>, 5. Análisis de consecuencias, medidas preventivas y clasificación del ataque y 6. Reflexión ética, uso educativo e indicadores de compromiso.</w:t>
       </w:r>
     </w:p>
     <w:p>
       <w:pPr>
+        <w:pBdr>
+          <w:top w:val="single" w:sz="4" w:space="1" w:color="auto"/>
+          <w:left w:val="single" w:sz="4" w:space="4" w:color="auto"/>
+          <w:bottom w:val="single" w:sz="4" w:space="1" w:color="auto"/>
+          <w:right w:val="single" w:sz="4" w:space="4" w:color="auto"/>
+        </w:pBdr>
         <w:ind w:firstLine="708"/>
-        <w:jc w:val="both"/>
-        <w:rPr>
-          <w:rFonts w:ascii="Arial" w:hAnsi="Arial" w:cs="Arial"/>
-          <w:sz w:val="24"/>
-          <w:szCs w:val="24"/>
-          <w:u w:val="single"/>
-        </w:rPr>
-      </w:pPr>
-      <w:r>
-        <w:rPr>
-          <w:rFonts w:ascii="Arial" w:hAnsi="Arial" w:cs="Arial"/>
-          <w:sz w:val="24"/>
-          <w:szCs w:val="24"/>
-          <w:u w:val="single"/>
+        <w:jc w:val="right"/>
+        <w:rPr>
+          <w:rFonts w:ascii="Arial" w:hAnsi="Arial" w:cs="Arial"/>
+          <w:sz w:val="24"/>
+          <w:szCs w:val="24"/>
+        </w:rPr>
+      </w:pPr>
+      <w:r>
+        <w:rPr>
+          <w:rFonts w:ascii="Arial" w:hAnsi="Arial" w:cs="Arial"/>
+          <w:sz w:val="24"/>
+          <w:szCs w:val="24"/>
         </w:rPr>
         <w:t>a. Identifica qué vulnerabilidades explota (técnicas y humanas).</w:t>
       </w:r>
@@ -1382,7 +1471,19 @@
         <w:rPr>
           <w:rFonts w:ascii="Arial" w:hAnsi="Arial" w:cs="Arial"/>
         </w:rPr>
-        <w:t xml:space="preserve">la tendencia natural del usuario a confiar en interfaces visualmente familiares (logotipos, tipografía, estructura). </w:t>
+        <w:t>la tendencia</w:t>
+      </w:r>
+      <w:r>
+        <w:rPr>
+          <w:rFonts w:ascii="Arial" w:hAnsi="Arial" w:cs="Arial"/>
+        </w:rPr>
+        <w:t xml:space="preserve"> </w:t>
+      </w:r>
+      <w:r>
+        <w:rPr>
+          <w:rFonts w:ascii="Arial" w:hAnsi="Arial" w:cs="Arial"/>
+        </w:rPr>
+        <w:t xml:space="preserve">del usuario a confiar en interfaces visualmente familiares (logotipos, tipografía, estructura). </w:t>
       </w:r>
     </w:p>
     <w:p>
@@ -1424,19 +1525,25 @@
         <w:rPr>
           <w:rFonts w:ascii="Arial" w:hAnsi="Arial" w:cs="Arial"/>
         </w:rPr>
-        <w:t>h</w:t>
-      </w:r>
-      <w:r>
-        <w:rPr>
-          <w:rFonts w:ascii="Arial" w:hAnsi="Arial" w:cs="Arial"/>
-        </w:rPr>
-        <w:t xml:space="preserve">abitualmente, estos enlaces llegan acompañados de mensajes alarmantes </w:t>
+        <w:t xml:space="preserve">se debe a que </w:t>
+      </w:r>
+      <w:r>
+        <w:rPr>
+          <w:rFonts w:ascii="Arial" w:hAnsi="Arial" w:cs="Arial"/>
+        </w:rPr>
+        <w:t xml:space="preserve">estos enlaces llegan acompañados de mensajes alarmantes </w:t>
       </w:r>
       <w:r>
         <w:rPr>
           <w:rFonts w:ascii="Arial" w:hAnsi="Arial" w:cs="Arial"/>
         </w:rPr>
         <w:t xml:space="preserve">como el de actualizar la cuenta o </w:t>
+      </w:r>
+      <w:r>
+        <w:rPr>
+          <w:rFonts w:ascii="Arial" w:hAnsi="Arial" w:cs="Arial"/>
+        </w:rPr>
+        <w:t xml:space="preserve">el de </w:t>
       </w:r>
       <w:r>
         <w:rPr>
@@ -1702,7 +1809,31 @@
         <w:rPr>
           <w:rFonts w:ascii="Arial" w:hAnsi="Arial" w:cs="Arial"/>
         </w:rPr>
-        <w:t xml:space="preserve"> Si el sitio cargado corre sobre el puerto 80 sin HTTPS, las credenciales viajan en texto plano hasta el capturador. </w:t>
+        <w:t xml:space="preserve"> </w:t>
+      </w:r>
+      <w:r>
+        <w:rPr>
+          <w:rFonts w:ascii="Arial" w:hAnsi="Arial" w:cs="Arial"/>
+        </w:rPr>
+        <w:t>s</w:t>
+      </w:r>
+      <w:r>
+        <w:rPr>
+          <w:rFonts w:ascii="Arial" w:hAnsi="Arial" w:cs="Arial"/>
+        </w:rPr>
+        <w:t>i el sitio cargado corre sobre el puerto 80 sin HTTPS, las credenciales viajan en texto plano</w:t>
+      </w:r>
+      <w:r>
+        <w:rPr>
+          <w:rFonts w:ascii="Arial" w:hAnsi="Arial" w:cs="Arial"/>
+        </w:rPr>
+        <w:t xml:space="preserve"> (no existe cifrado) por lo que la información será vista por el atacante.</w:t>
+      </w:r>
+      <w:r>
+        <w:rPr>
+          <w:rFonts w:ascii="Arial" w:hAnsi="Arial" w:cs="Arial"/>
+        </w:rPr>
+        <w:t xml:space="preserve"> </w:t>
       </w:r>
     </w:p>
     <w:p>
@@ -1717,8 +1848,14 @@
     </w:p>
     <w:p>
       <w:pPr>
+        <w:pBdr>
+          <w:top w:val="single" w:sz="4" w:space="1" w:color="auto"/>
+          <w:left w:val="single" w:sz="4" w:space="4" w:color="auto"/>
+          <w:bottom w:val="single" w:sz="4" w:space="1" w:color="auto"/>
+          <w:right w:val="single" w:sz="4" w:space="4" w:color="auto"/>
+        </w:pBdr>
         <w:ind w:firstLine="708"/>
-        <w:jc w:val="both"/>
+        <w:jc w:val="center"/>
         <w:rPr>
           <w:rFonts w:ascii="Arial" w:hAnsi="Arial" w:cs="Arial"/>
           <w:sz w:val="24"/>
@@ -1760,7 +1897,19 @@
         <w:rPr>
           <w:rFonts w:ascii="Arial" w:hAnsi="Arial" w:cs="Arial"/>
         </w:rPr>
-        <w:t xml:space="preserve"> El atacante puede acceder a la cuenta de la víctima y realizar acciones en su nombre </w:t>
+        <w:t xml:space="preserve"> </w:t>
+      </w:r>
+      <w:r>
+        <w:rPr>
+          <w:rFonts w:ascii="Arial" w:hAnsi="Arial" w:cs="Arial"/>
+        </w:rPr>
+        <w:t>e</w:t>
+      </w:r>
+      <w:r>
+        <w:rPr>
+          <w:rFonts w:ascii="Arial" w:hAnsi="Arial" w:cs="Arial"/>
+        </w:rPr>
+        <w:t xml:space="preserve">l atacante puede acceder a la cuenta de la víctima y realizar acciones en su nombre </w:t>
       </w:r>
       <w:r>
         <w:rPr>
@@ -1772,7 +1921,19 @@
         <w:rPr>
           <w:rFonts w:ascii="Arial" w:hAnsi="Arial" w:cs="Arial"/>
         </w:rPr>
-        <w:t>enviar correos a sus contactos, publicar contenido</w:t>
+        <w:t>enviar correos a sus contactos</w:t>
+      </w:r>
+      <w:r>
+        <w:rPr>
+          <w:rFonts w:ascii="Arial" w:hAnsi="Arial" w:cs="Arial"/>
+        </w:rPr>
+        <w:t xml:space="preserve"> o </w:t>
+      </w:r>
+      <w:r>
+        <w:rPr>
+          <w:rFonts w:ascii="Arial" w:hAnsi="Arial" w:cs="Arial"/>
+        </w:rPr>
+        <w:t>publicar contenido</w:t>
       </w:r>
       <w:r>
         <w:rPr>
@@ -1821,7 +1982,19 @@
         <w:rPr>
           <w:rFonts w:ascii="Arial" w:hAnsi="Arial" w:cs="Arial"/>
         </w:rPr>
-        <w:t xml:space="preserve"> Acceso no autorizado a datos bancarios, números de tarjeta o información confidencial. </w:t>
+        <w:t xml:space="preserve"> </w:t>
+      </w:r>
+      <w:r>
+        <w:rPr>
+          <w:rFonts w:ascii="Arial" w:hAnsi="Arial" w:cs="Arial"/>
+        </w:rPr>
+        <w:t>a</w:t>
+      </w:r>
+      <w:r>
+        <w:rPr>
+          <w:rFonts w:ascii="Arial" w:hAnsi="Arial" w:cs="Arial"/>
+        </w:rPr>
+        <w:t xml:space="preserve">cceso no autorizado a datos bancarios, números de tarjeta o información confidencial. </w:t>
       </w:r>
     </w:p>
     <w:p>
@@ -1837,7 +2010,6 @@
         <w:rPr>
           <w:rFonts w:ascii="Arial" w:hAnsi="Arial" w:cs="Arial"/>
         </w:rPr>
-        <w:lastRenderedPageBreak/>
         <w:t xml:space="preserve">- </w:t>
       </w:r>
       <w:r>
@@ -1859,7 +2031,31 @@
         <w:rPr>
           <w:rFonts w:ascii="Arial" w:hAnsi="Arial" w:cs="Arial"/>
         </w:rPr>
-        <w:t xml:space="preserve"> Si la víctima utiliza la misma clave en varios servicios (correo, redes sociales, trabajo), el atacante ganará acceso a tod</w:t>
+        <w:t xml:space="preserve"> </w:t>
+      </w:r>
+      <w:r>
+        <w:rPr>
+          <w:rFonts w:ascii="Arial" w:hAnsi="Arial" w:cs="Arial"/>
+        </w:rPr>
+        <w:t>s</w:t>
+      </w:r>
+      <w:r>
+        <w:rPr>
+          <w:rFonts w:ascii="Arial" w:hAnsi="Arial" w:cs="Arial"/>
+        </w:rPr>
+        <w:t>i la víctima utiliza la misma clave en varios servicios</w:t>
+      </w:r>
+      <w:r>
+        <w:rPr>
+          <w:rFonts w:ascii="Arial" w:hAnsi="Arial" w:cs="Arial"/>
+        </w:rPr>
+        <w:t xml:space="preserve">, </w:t>
+      </w:r>
+      <w:r>
+        <w:rPr>
+          <w:rFonts w:ascii="Arial" w:hAnsi="Arial" w:cs="Arial"/>
+        </w:rPr>
+        <w:t>el atacante ganará acceso a tod</w:t>
       </w:r>
       <w:r>
         <w:rPr>
@@ -1895,56 +2091,30 @@
           <w:rFonts w:ascii="Arial" w:hAnsi="Arial" w:cs="Arial"/>
         </w:rPr>
       </w:pPr>
-      <w:r>
-        <w:rPr>
-          <w:rFonts w:ascii="Arial" w:hAnsi="Arial" w:cs="Arial"/>
-        </w:rPr>
-        <w:t xml:space="preserve">- </w:t>
-      </w:r>
-      <w:r>
-        <w:rPr>
-          <w:rFonts w:ascii="Arial" w:hAnsi="Arial" w:cs="Arial"/>
-          <w:u w:val="single"/>
-        </w:rPr>
-        <w:t>Impacto corporativo (compromiso de red):</w:t>
-      </w:r>
-      <w:r>
-        <w:rPr>
-          <w:rFonts w:ascii="Arial" w:hAnsi="Arial" w:cs="Arial"/>
-        </w:rPr>
-        <w:t xml:space="preserve"> Si las credenciales capturadas son del ámbito laboral, pueden servir </w:t>
-      </w:r>
-      <w:r>
-        <w:rPr>
-          <w:rFonts w:ascii="Arial" w:hAnsi="Arial" w:cs="Arial"/>
-        </w:rPr>
-        <w:t>como</w:t>
-      </w:r>
-      <w:r>
-        <w:rPr>
-          <w:rFonts w:ascii="Arial" w:hAnsi="Arial" w:cs="Arial"/>
-        </w:rPr>
-        <w:t xml:space="preserve"> puerta de entrada para ataques de </w:t>
-      </w:r>
-      <w:proofErr w:type="spellStart"/>
-      <w:r>
-        <w:rPr>
-          <w:rFonts w:ascii="Arial" w:hAnsi="Arial" w:cs="Arial"/>
-        </w:rPr>
-        <w:t>r</w:t>
-      </w:r>
-      <w:r>
-        <w:rPr>
-          <w:rFonts w:ascii="Arial" w:hAnsi="Arial" w:cs="Arial"/>
-        </w:rPr>
-        <w:t>ansomware</w:t>
-      </w:r>
-      <w:proofErr w:type="spellEnd"/>
-      <w:r>
-        <w:rPr>
-          <w:rFonts w:ascii="Arial" w:hAnsi="Arial" w:cs="Arial"/>
-        </w:rPr>
-        <w:t>.</w:t>
+    </w:p>
+    <w:p>
+      <w:pPr>
+        <w:pBdr>
+          <w:top w:val="single" w:sz="4" w:space="1" w:color="auto"/>
+          <w:left w:val="single" w:sz="4" w:space="4" w:color="auto"/>
+          <w:bottom w:val="single" w:sz="4" w:space="1" w:color="auto"/>
+          <w:right w:val="single" w:sz="4" w:space="4" w:color="auto"/>
+        </w:pBdr>
+        <w:ind w:firstLine="708"/>
+        <w:jc w:val="center"/>
+        <w:rPr>
+          <w:rFonts w:ascii="Arial" w:hAnsi="Arial" w:cs="Arial"/>
+          <w:sz w:val="24"/>
+          <w:szCs w:val="24"/>
+        </w:rPr>
+      </w:pPr>
+      <w:r>
+        <w:rPr>
+          <w:rFonts w:ascii="Arial" w:hAnsi="Arial" w:cs="Arial"/>
+          <w:sz w:val="24"/>
+          <w:szCs w:val="24"/>
+        </w:rPr>
+        <w:t>c. Propón al menos 3 medidas preventivas que una persona puede hacer contra ataques de phishing.</w:t>
       </w:r>
     </w:p>
     <w:p>
@@ -1956,24 +2126,80 @@
           <w:rFonts w:ascii="Arial" w:hAnsi="Arial" w:cs="Arial"/>
         </w:rPr>
       </w:pPr>
-    </w:p>
-    <w:p>
-      <w:pPr>
-        <w:ind w:firstLine="708"/>
-        <w:jc w:val="both"/>
-        <w:rPr>
-          <w:rFonts w:ascii="Arial" w:hAnsi="Arial" w:cs="Arial"/>
-          <w:sz w:val="24"/>
-          <w:szCs w:val="24"/>
-        </w:rPr>
-      </w:pPr>
-      <w:r>
-        <w:rPr>
-          <w:rFonts w:ascii="Arial" w:hAnsi="Arial" w:cs="Arial"/>
-          <w:sz w:val="24"/>
-          <w:szCs w:val="24"/>
-        </w:rPr>
-        <w:t>c. Propón al menos 3 medidas preventivas que una persona puede hacer contra ataques de phishing.</w:t>
+      <w:r>
+        <w:rPr>
+          <w:rFonts w:ascii="Arial" w:hAnsi="Arial" w:cs="Arial"/>
+        </w:rPr>
+        <w:t xml:space="preserve">- </w:t>
+      </w:r>
+      <w:r>
+        <w:rPr>
+          <w:rFonts w:ascii="Arial" w:hAnsi="Arial" w:cs="Arial"/>
+          <w:u w:val="single"/>
+        </w:rPr>
+        <w:t>Implementar Autenticación de Doble Factor (MFA / 2FA):</w:t>
+      </w:r>
+      <w:r>
+        <w:rPr>
+          <w:rFonts w:ascii="Arial" w:hAnsi="Arial" w:cs="Arial"/>
+        </w:rPr>
+        <w:t xml:space="preserve"> </w:t>
+      </w:r>
+      <w:r>
+        <w:rPr>
+          <w:rFonts w:ascii="Arial" w:hAnsi="Arial" w:cs="Arial"/>
+        </w:rPr>
+        <w:t>c</w:t>
+      </w:r>
+      <w:r>
+        <w:rPr>
+          <w:rFonts w:ascii="Arial" w:hAnsi="Arial" w:cs="Arial"/>
+        </w:rPr>
+        <w:t>onfigurar métodos de verificación adicionales</w:t>
+      </w:r>
+      <w:r>
+        <w:rPr>
+          <w:rFonts w:ascii="Arial" w:hAnsi="Arial" w:cs="Arial"/>
+        </w:rPr>
+        <w:t xml:space="preserve"> </w:t>
+      </w:r>
+      <w:r>
+        <w:rPr>
+          <w:rFonts w:ascii="Arial" w:hAnsi="Arial" w:cs="Arial"/>
+        </w:rPr>
+        <w:t xml:space="preserve">como aplicaciones de autenticación </w:t>
+      </w:r>
+      <w:r>
+        <w:rPr>
+          <w:rFonts w:ascii="Arial" w:hAnsi="Arial" w:cs="Arial"/>
+        </w:rPr>
+        <w:t>(</w:t>
+      </w:r>
+      <w:r>
+        <w:rPr>
+          <w:rFonts w:ascii="Arial" w:hAnsi="Arial" w:cs="Arial"/>
+        </w:rPr>
+        <w:t xml:space="preserve">Microsoft </w:t>
+      </w:r>
+      <w:proofErr w:type="spellStart"/>
+      <w:r>
+        <w:rPr>
+          <w:rFonts w:ascii="Arial" w:hAnsi="Arial" w:cs="Arial"/>
+        </w:rPr>
+        <w:t>Authenticator</w:t>
+      </w:r>
+      <w:proofErr w:type="spellEnd"/>
+      <w:r>
+        <w:rPr>
+          <w:rFonts w:ascii="Arial" w:hAnsi="Arial" w:cs="Arial"/>
+        </w:rPr>
+        <w:t>)</w:t>
+      </w:r>
+      <w:r>
+        <w:rPr>
+          <w:rFonts w:ascii="Arial" w:hAnsi="Arial" w:cs="Arial"/>
+        </w:rPr>
+        <w:t xml:space="preserve">. </w:t>
       </w:r>
     </w:p>
     <w:p>
@@ -1996,27 +2222,25 @@
           <w:rFonts w:ascii="Arial" w:hAnsi="Arial" w:cs="Arial"/>
           <w:u w:val="single"/>
         </w:rPr>
-        <w:t>Implementar Autenticación de Doble Factor (MFA / 2FA):</w:t>
-      </w:r>
-      <w:r>
-        <w:rPr>
-          <w:rFonts w:ascii="Arial" w:hAnsi="Arial" w:cs="Arial"/>
-        </w:rPr>
-        <w:t xml:space="preserve"> Configurar métodos de verificación adicionales (como aplicaciones de autenticación Google/Microsoft </w:t>
-      </w:r>
-      <w:proofErr w:type="spellStart"/>
-      <w:r>
-        <w:rPr>
-          <w:rFonts w:ascii="Arial" w:hAnsi="Arial" w:cs="Arial"/>
-        </w:rPr>
-        <w:t>Authenticator</w:t>
-      </w:r>
-      <w:proofErr w:type="spellEnd"/>
-      <w:r>
-        <w:rPr>
-          <w:rFonts w:ascii="Arial" w:hAnsi="Arial" w:cs="Arial"/>
-        </w:rPr>
-        <w:t xml:space="preserve">. </w:t>
+        <w:t>Verificación rigurosa de direcciones URL e indicadores de seguridad:</w:t>
+      </w:r>
+      <w:r>
+        <w:rPr>
+          <w:rFonts w:ascii="Arial" w:hAnsi="Arial" w:cs="Arial"/>
+        </w:rPr>
+        <w:t xml:space="preserve"> </w:t>
+      </w:r>
+      <w:r>
+        <w:rPr>
+          <w:rFonts w:ascii="Arial" w:hAnsi="Arial" w:cs="Arial"/>
+        </w:rPr>
+        <w:t>r</w:t>
+      </w:r>
+      <w:r>
+        <w:rPr>
+          <w:rFonts w:ascii="Arial" w:hAnsi="Arial" w:cs="Arial"/>
+        </w:rPr>
+        <w:t>evisar siempre el nombre de dominio en la barra de direcciones antes de ingresar credenciales. Verificar que la URL utilice HTTPS</w:t>
       </w:r>
     </w:p>
     <w:p>
@@ -2039,53 +2263,36 @@
           <w:rFonts w:ascii="Arial" w:hAnsi="Arial" w:cs="Arial"/>
           <w:u w:val="single"/>
         </w:rPr>
-        <w:t>Verificación rigurosa de direcciones URL e indicadores de seguridad:</w:t>
-      </w:r>
-      <w:r>
-        <w:rPr>
-          <w:rFonts w:ascii="Arial" w:hAnsi="Arial" w:cs="Arial"/>
-        </w:rPr>
-        <w:t xml:space="preserve"> Revisar siempre el nombre de dominio en la barra de direcciones antes de ingresar credenciales. Verificar que la URL utilice HTTPS</w:t>
-      </w:r>
-    </w:p>
-    <w:p>
-      <w:pPr>
-        <w:pStyle w:val="NormalWeb"/>
-        <w:ind w:left="708" w:firstLine="708"/>
-        <w:jc w:val="both"/>
-        <w:rPr>
-          <w:rFonts w:ascii="Arial" w:hAnsi="Arial" w:cs="Arial"/>
-        </w:rPr>
-      </w:pPr>
-      <w:r>
-        <w:rPr>
-          <w:rFonts w:ascii="Arial" w:hAnsi="Arial" w:cs="Arial"/>
-        </w:rPr>
-        <w:t xml:space="preserve">- </w:t>
-      </w:r>
-      <w:r>
-        <w:rPr>
-          <w:rFonts w:ascii="Arial" w:hAnsi="Arial" w:cs="Arial"/>
-          <w:u w:val="single"/>
-        </w:rPr>
         <w:t>Uso de un gestor de contraseñas:</w:t>
       </w:r>
       <w:r>
         <w:rPr>
           <w:rFonts w:ascii="Arial" w:hAnsi="Arial" w:cs="Arial"/>
         </w:rPr>
-        <w:t xml:space="preserve"> Los gestores de contraseñas</w:t>
-      </w:r>
-      <w:r>
-        <w:rPr>
-          <w:rFonts w:ascii="Arial" w:hAnsi="Arial" w:cs="Arial"/>
-        </w:rPr>
         <w:t xml:space="preserve"> </w:t>
       </w:r>
       <w:r>
         <w:rPr>
           <w:rFonts w:ascii="Arial" w:hAnsi="Arial" w:cs="Arial"/>
         </w:rPr>
+        <w:t>l</w:t>
+      </w:r>
+      <w:r>
+        <w:rPr>
+          <w:rFonts w:ascii="Arial" w:hAnsi="Arial" w:cs="Arial"/>
+        </w:rPr>
+        <w:t>os gestores de contraseñas</w:t>
+      </w:r>
+      <w:r>
+        <w:rPr>
+          <w:rFonts w:ascii="Arial" w:hAnsi="Arial" w:cs="Arial"/>
+        </w:rPr>
+        <w:t xml:space="preserve"> </w:t>
+      </w:r>
+      <w:r>
+        <w:rPr>
+          <w:rFonts w:ascii="Arial" w:hAnsi="Arial" w:cs="Arial"/>
+        </w:rPr>
         <w:t xml:space="preserve">asocian las credenciales guardadas a un dominio específico. Si </w:t>
       </w:r>
       <w:r>
@@ -2113,7 +2320,19 @@
         <w:rPr>
           <w:rFonts w:ascii="Arial" w:hAnsi="Arial" w:cs="Arial"/>
         </w:rPr>
-        <w:t xml:space="preserve"> o una IP ajena, el gestor no autocompletará los datos, alertando inmediatamente de la trampa. </w:t>
+        <w:t xml:space="preserve"> o una IP ajena, el gestor no autocompletará los datos</w:t>
+      </w:r>
+      <w:r>
+        <w:rPr>
+          <w:rFonts w:ascii="Arial" w:hAnsi="Arial" w:cs="Arial"/>
+        </w:rPr>
+        <w:t>.</w:t>
+      </w:r>
+      <w:r>
+        <w:rPr>
+          <w:rFonts w:ascii="Arial" w:hAnsi="Arial" w:cs="Arial"/>
+        </w:rPr>
+        <w:t xml:space="preserve"> </w:t>
       </w:r>
     </w:p>
     <w:p>
@@ -2129,21 +2348,27 @@
     </w:p>
     <w:p>
       <w:pPr>
+        <w:pBdr>
+          <w:top w:val="single" w:sz="4" w:space="1" w:color="auto"/>
+          <w:left w:val="single" w:sz="4" w:space="4" w:color="auto"/>
+          <w:bottom w:val="single" w:sz="4" w:space="1" w:color="auto"/>
+          <w:right w:val="single" w:sz="4" w:space="4" w:color="auto"/>
+        </w:pBdr>
         <w:ind w:firstLine="708"/>
-        <w:jc w:val="both"/>
-        <w:rPr>
-          <w:rFonts w:ascii="Arial" w:hAnsi="Arial" w:cs="Arial"/>
-          <w:sz w:val="24"/>
-          <w:szCs w:val="24"/>
-        </w:rPr>
-      </w:pPr>
-      <w:r>
-        <w:rPr>
-          <w:rFonts w:ascii="Arial" w:hAnsi="Arial" w:cs="Arial"/>
-          <w:sz w:val="24"/>
-          <w:szCs w:val="24"/>
-        </w:rPr>
-        <w:t xml:space="preserve">d. Clasifica este ataque según su origen (interno/externo) y su alcance (dirigido/masivo). Justifica tu respuesta. </w:t>
+        <w:jc w:val="center"/>
+        <w:rPr>
+          <w:rFonts w:ascii="Arial" w:hAnsi="Arial" w:cs="Arial"/>
+          <w:sz w:val="24"/>
+          <w:szCs w:val="24"/>
+        </w:rPr>
+      </w:pPr>
+      <w:r>
+        <w:rPr>
+          <w:rFonts w:ascii="Arial" w:hAnsi="Arial" w:cs="Arial"/>
+          <w:sz w:val="24"/>
+          <w:szCs w:val="24"/>
+        </w:rPr>
+        <w:t>d. Clasifica este ataque según su origen (interno/externo) y su alcance (dirigido/masivo). Justifica tu respuesta.</w:t>
       </w:r>
     </w:p>
     <w:p>
@@ -2170,13 +2395,114 @@
       <w:r>
         <w:rPr>
           <w:rFonts w:ascii="Arial" w:eastAsia="Times New Roman" w:hAnsi="Arial" w:cs="Arial"/>
-          <w:b/>
-          <w:bCs/>
-          <w:sz w:val="24"/>
-          <w:szCs w:val="24"/>
-          <w:lang w:eastAsia="es-ES"/>
-        </w:rPr>
-        <w:t>Origen:</w:t>
+          <w:sz w:val="24"/>
+          <w:szCs w:val="24"/>
+          <w:lang w:eastAsia="es-ES"/>
+        </w:rPr>
+        <w:t>El ataque es de origen e</w:t>
+      </w:r>
+      <w:r>
+        <w:rPr>
+          <w:rFonts w:ascii="Arial" w:eastAsia="Times New Roman" w:hAnsi="Arial" w:cs="Arial"/>
+          <w:sz w:val="24"/>
+          <w:szCs w:val="24"/>
+          <w:lang w:eastAsia="es-ES"/>
+        </w:rPr>
+        <w:t>xterno</w:t>
+      </w:r>
+      <w:r>
+        <w:rPr>
+          <w:rFonts w:ascii="Arial" w:eastAsia="Times New Roman" w:hAnsi="Arial" w:cs="Arial"/>
+          <w:sz w:val="24"/>
+          <w:szCs w:val="24"/>
+          <w:lang w:eastAsia="es-ES"/>
+        </w:rPr>
+        <w:t xml:space="preserve"> debido a que s</w:t>
+      </w:r>
+      <w:r>
+        <w:rPr>
+          <w:rFonts w:ascii="Arial" w:eastAsia="Times New Roman" w:hAnsi="Arial" w:cs="Arial"/>
+          <w:sz w:val="24"/>
+          <w:szCs w:val="24"/>
+          <w:lang w:eastAsia="es-ES"/>
+        </w:rPr>
+        <w:t xml:space="preserve">e genera desde un servidor fuera del entorno legítimo de la víctima con el objetivo de engañar al usuario para que se conecte a un puerto específico de la máquina del </w:t>
+      </w:r>
+      <w:r>
+        <w:rPr>
+          <w:rFonts w:ascii="Arial" w:eastAsia="Times New Roman" w:hAnsi="Arial" w:cs="Arial"/>
+          <w:sz w:val="24"/>
+          <w:szCs w:val="24"/>
+          <w:lang w:eastAsia="es-ES"/>
+        </w:rPr>
+        <w:t>atacante (VirtualBox)</w:t>
+      </w:r>
+      <w:r>
+        <w:rPr>
+          <w:rFonts w:ascii="Arial" w:eastAsia="Times New Roman" w:hAnsi="Arial" w:cs="Arial"/>
+          <w:sz w:val="24"/>
+          <w:szCs w:val="24"/>
+          <w:lang w:eastAsia="es-ES"/>
+        </w:rPr>
+        <w:t xml:space="preserve">. </w:t>
+      </w:r>
+    </w:p>
+    <w:p>
+      <w:pPr>
+        <w:spacing w:before="100" w:beforeAutospacing="1" w:after="100" w:afterAutospacing="1" w:line="240" w:lineRule="auto"/>
+        <w:ind w:left="708" w:firstLine="708"/>
+        <w:jc w:val="both"/>
+        <w:rPr>
+          <w:rFonts w:ascii="Arial" w:eastAsia="Times New Roman" w:hAnsi="Arial" w:cs="Arial"/>
+          <w:sz w:val="24"/>
+          <w:szCs w:val="24"/>
+          <w:lang w:eastAsia="es-ES"/>
+        </w:rPr>
+      </w:pPr>
+      <w:r>
+        <w:rPr>
+          <w:rFonts w:ascii="Arial" w:eastAsia="Times New Roman" w:hAnsi="Arial" w:cs="Arial"/>
+          <w:sz w:val="24"/>
+          <w:szCs w:val="24"/>
+          <w:lang w:eastAsia="es-ES"/>
+        </w:rPr>
+        <w:t xml:space="preserve">- </w:t>
+      </w:r>
+      <w:r>
+        <w:rPr>
+          <w:rFonts w:ascii="Arial" w:eastAsia="Times New Roman" w:hAnsi="Arial" w:cs="Arial"/>
+          <w:sz w:val="24"/>
+          <w:szCs w:val="24"/>
+          <w:lang w:eastAsia="es-ES"/>
+        </w:rPr>
+        <w:t xml:space="preserve">El </w:t>
+      </w:r>
+      <w:r>
+        <w:rPr>
+          <w:rFonts w:ascii="Arial" w:eastAsia="Times New Roman" w:hAnsi="Arial" w:cs="Arial"/>
+          <w:sz w:val="24"/>
+          <w:szCs w:val="24"/>
+          <w:lang w:eastAsia="es-ES"/>
+        </w:rPr>
+        <w:t>a</w:t>
+      </w:r>
+      <w:r>
+        <w:rPr>
+          <w:rFonts w:ascii="Arial" w:eastAsia="Times New Roman" w:hAnsi="Arial" w:cs="Arial"/>
+          <w:sz w:val="24"/>
+          <w:szCs w:val="24"/>
+          <w:lang w:eastAsia="es-ES"/>
+        </w:rPr>
+        <w:t>lcance</w:t>
+      </w:r>
+      <w:r>
+        <w:rPr>
+          <w:rFonts w:ascii="Arial" w:eastAsia="Times New Roman" w:hAnsi="Arial" w:cs="Arial"/>
+          <w:sz w:val="24"/>
+          <w:szCs w:val="24"/>
+          <w:lang w:eastAsia="es-ES"/>
+        </w:rPr>
+        <w:t xml:space="preserve"> puede ser tanto</w:t>
       </w:r>
       <w:r>
         <w:rPr>
@@ -2190,22 +2516,94 @@
       <w:r>
         <w:rPr>
           <w:rFonts w:ascii="Arial" w:eastAsia="Times New Roman" w:hAnsi="Arial" w:cs="Arial"/>
-          <w:b/>
-          <w:bCs/>
-          <w:sz w:val="24"/>
-          <w:szCs w:val="24"/>
-          <w:lang w:eastAsia="es-ES"/>
-        </w:rPr>
-        <w:t>Externo</w:t>
-      </w:r>
-      <w:r>
-        <w:rPr>
-          <w:rFonts w:ascii="Arial" w:eastAsia="Times New Roman" w:hAnsi="Arial" w:cs="Arial"/>
-          <w:sz w:val="24"/>
-          <w:szCs w:val="24"/>
-          <w:lang w:eastAsia="es-ES"/>
-        </w:rPr>
-        <w:t xml:space="preserve">. </w:t>
+          <w:sz w:val="24"/>
+          <w:szCs w:val="24"/>
+          <w:lang w:eastAsia="es-ES"/>
+        </w:rPr>
+        <w:t>m</w:t>
+      </w:r>
+      <w:r>
+        <w:rPr>
+          <w:rFonts w:ascii="Arial" w:eastAsia="Times New Roman" w:hAnsi="Arial" w:cs="Arial"/>
+          <w:sz w:val="24"/>
+          <w:szCs w:val="24"/>
+          <w:lang w:eastAsia="es-ES"/>
+        </w:rPr>
+        <w:t xml:space="preserve">asivo </w:t>
+      </w:r>
+      <w:r>
+        <w:rPr>
+          <w:rFonts w:ascii="Arial" w:eastAsia="Times New Roman" w:hAnsi="Arial" w:cs="Arial"/>
+          <w:sz w:val="24"/>
+          <w:szCs w:val="24"/>
+          <w:lang w:eastAsia="es-ES"/>
+        </w:rPr>
+        <w:t>com</w:t>
+      </w:r>
+      <w:r>
+        <w:rPr>
+          <w:rFonts w:ascii="Arial" w:eastAsia="Times New Roman" w:hAnsi="Arial" w:cs="Arial"/>
+          <w:sz w:val="24"/>
+          <w:szCs w:val="24"/>
+          <w:lang w:eastAsia="es-ES"/>
+        </w:rPr>
+        <w:t xml:space="preserve">o </w:t>
+      </w:r>
+      <w:r>
+        <w:rPr>
+          <w:rFonts w:ascii="Arial" w:eastAsia="Times New Roman" w:hAnsi="Arial" w:cs="Arial"/>
+          <w:sz w:val="24"/>
+          <w:szCs w:val="24"/>
+          <w:lang w:eastAsia="es-ES"/>
+        </w:rPr>
+        <w:t>d</w:t>
+      </w:r>
+      <w:r>
+        <w:rPr>
+          <w:rFonts w:ascii="Arial" w:eastAsia="Times New Roman" w:hAnsi="Arial" w:cs="Arial"/>
+          <w:sz w:val="24"/>
+          <w:szCs w:val="24"/>
+          <w:lang w:eastAsia="es-ES"/>
+        </w:rPr>
+        <w:t>irigido (</w:t>
+      </w:r>
+      <w:proofErr w:type="spellStart"/>
+      <w:r>
+        <w:rPr>
+          <w:rFonts w:ascii="Arial" w:eastAsia="Times New Roman" w:hAnsi="Arial" w:cs="Arial"/>
+          <w:sz w:val="24"/>
+          <w:szCs w:val="24"/>
+          <w:lang w:eastAsia="es-ES"/>
+        </w:rPr>
+        <w:t>Spear</w:t>
+      </w:r>
+      <w:proofErr w:type="spellEnd"/>
+      <w:r>
+        <w:rPr>
+          <w:rFonts w:ascii="Arial" w:eastAsia="Times New Roman" w:hAnsi="Arial" w:cs="Arial"/>
+          <w:sz w:val="24"/>
+          <w:szCs w:val="24"/>
+          <w:lang w:eastAsia="es-ES"/>
+        </w:rPr>
+        <w:t xml:space="preserve"> Phishing)</w:t>
+      </w:r>
+      <w:r>
+        <w:rPr>
+          <w:rFonts w:ascii="Arial" w:eastAsia="Times New Roman" w:hAnsi="Arial" w:cs="Arial"/>
+          <w:sz w:val="24"/>
+          <w:szCs w:val="24"/>
+          <w:lang w:eastAsia="es-ES"/>
+        </w:rPr>
+        <w:t xml:space="preserve"> debido a que dependerá de las intenciones del atacante.</w:t>
+      </w:r>
+      <w:r>
+        <w:rPr>
+          <w:rFonts w:ascii="Arial" w:eastAsia="Times New Roman" w:hAnsi="Arial" w:cs="Arial"/>
+          <w:sz w:val="24"/>
+          <w:szCs w:val="24"/>
+          <w:lang w:eastAsia="es-ES"/>
+        </w:rPr>
+        <w:t xml:space="preserve"> </w:t>
       </w:r>
     </w:p>
     <w:p>
@@ -2223,32 +2621,35 @@
       <w:r>
         <w:rPr>
           <w:rFonts w:ascii="Arial" w:eastAsia="Times New Roman" w:hAnsi="Arial" w:cs="Arial"/>
-          <w:i/>
-          <w:iCs/>
-          <w:sz w:val="24"/>
-          <w:szCs w:val="24"/>
-          <w:lang w:eastAsia="es-ES"/>
-        </w:rPr>
-        <w:t>Justificación:</w:t>
-      </w:r>
-      <w:r>
-        <w:rPr>
-          <w:rFonts w:ascii="Arial" w:eastAsia="Times New Roman" w:hAnsi="Arial" w:cs="Arial"/>
-          <w:sz w:val="24"/>
-          <w:szCs w:val="24"/>
-          <w:lang w:eastAsia="es-ES"/>
-        </w:rPr>
-        <w:t xml:space="preserve"> Se genera desde un servidor fuera del entorno legítimo de la víctima (en la simulación, una máquina atacante que clona la web original) con el objetivo de engañar al usuario para que se conecte a un puerto específico de la máquina del ciberdelincuente. </w:t>
-      </w:r>
-    </w:p>
-    <w:p>
-      <w:pPr>
-        <w:pStyle w:val="Prrafodelista"/>
-        <w:numPr>
-          <w:ilvl w:val="0"/>
-          <w:numId w:val="5"/>
-        </w:numPr>
+          <w:sz w:val="24"/>
+          <w:szCs w:val="24"/>
+          <w:lang w:eastAsia="es-ES"/>
+        </w:rPr>
+        <w:t xml:space="preserve">En el caso del dirigido el mensaje </w:t>
+      </w:r>
+      <w:r>
+        <w:rPr>
+          <w:rFonts w:ascii="Arial" w:eastAsia="Times New Roman" w:hAnsi="Arial" w:cs="Arial"/>
+          <w:sz w:val="24"/>
+          <w:szCs w:val="24"/>
+          <w:lang w:eastAsia="es-ES"/>
+        </w:rPr>
+        <w:t>se personaliza a un perfil específico</w:t>
+      </w:r>
+      <w:r>
+        <w:rPr>
+          <w:rFonts w:ascii="Arial" w:eastAsia="Times New Roman" w:hAnsi="Arial" w:cs="Arial"/>
+          <w:sz w:val="24"/>
+          <w:szCs w:val="24"/>
+          <w:lang w:eastAsia="es-ES"/>
+        </w:rPr>
+        <w:t xml:space="preserve"> debiendo de tener información previa sobre el usuario.</w:t>
+      </w:r>
+    </w:p>
+    <w:p>
+      <w:pPr>
         <w:spacing w:before="100" w:beforeAutospacing="1" w:after="100" w:afterAutospacing="1" w:line="240" w:lineRule="auto"/>
+        <w:ind w:left="708"/>
         <w:jc w:val="both"/>
         <w:rPr>
           <w:rFonts w:ascii="Arial" w:eastAsia="Times New Roman" w:hAnsi="Arial" w:cs="Arial"/>
@@ -2260,295 +2661,96 @@
       <w:r>
         <w:rPr>
           <w:rFonts w:ascii="Arial" w:eastAsia="Times New Roman" w:hAnsi="Arial" w:cs="Arial"/>
-          <w:b/>
-          <w:bCs/>
-          <w:sz w:val="24"/>
-          <w:szCs w:val="24"/>
-          <w:lang w:eastAsia="es-ES"/>
-        </w:rPr>
-        <w:t>Alcance:</w:t>
-      </w:r>
-      <w:r>
-        <w:rPr>
-          <w:rFonts w:ascii="Arial" w:eastAsia="Times New Roman" w:hAnsi="Arial" w:cs="Arial"/>
-          <w:sz w:val="24"/>
-          <w:szCs w:val="24"/>
-          <w:lang w:eastAsia="es-ES"/>
+          <w:sz w:val="24"/>
+          <w:szCs w:val="24"/>
+          <w:lang w:eastAsia="es-ES"/>
+        </w:rPr>
+        <w:t xml:space="preserve">En el caso del masivo </w:t>
+      </w:r>
+      <w:r>
+        <w:rPr>
+          <w:rFonts w:ascii="Arial" w:hAnsi="Arial" w:cs="Arial"/>
+          <w:sz w:val="24"/>
+          <w:szCs w:val="24"/>
+        </w:rPr>
+        <w:t>consiste en enviar mensajes genéricos</w:t>
+      </w:r>
+      <w:r>
+        <w:rPr>
+          <w:rFonts w:ascii="Arial" w:hAnsi="Arial" w:cs="Arial"/>
+          <w:sz w:val="24"/>
+          <w:szCs w:val="24"/>
         </w:rPr>
         <w:t xml:space="preserve"> </w:t>
       </w:r>
       <w:r>
         <w:rPr>
-          <w:rFonts w:ascii="Arial" w:eastAsia="Times New Roman" w:hAnsi="Arial" w:cs="Arial"/>
-          <w:b/>
-          <w:bCs/>
-          <w:sz w:val="24"/>
-          <w:szCs w:val="24"/>
-          <w:lang w:eastAsia="es-ES"/>
-        </w:rPr>
-        <w:t>Masivo</w:t>
-      </w:r>
-      <w:r>
-        <w:rPr>
-          <w:rFonts w:ascii="Arial" w:eastAsia="Times New Roman" w:hAnsi="Arial" w:cs="Arial"/>
-          <w:sz w:val="24"/>
-          <w:szCs w:val="24"/>
-          <w:lang w:eastAsia="es-ES"/>
-        </w:rPr>
-        <w:t xml:space="preserve"> </w:t>
-      </w:r>
-      <w:r>
-        <w:rPr>
-          <w:rFonts w:ascii="Arial" w:eastAsia="Times New Roman" w:hAnsi="Arial" w:cs="Arial"/>
-          <w:i/>
-          <w:iCs/>
-          <w:sz w:val="24"/>
-          <w:szCs w:val="24"/>
-          <w:lang w:eastAsia="es-ES"/>
-        </w:rPr>
-        <w:t>(Generalmente)</w:t>
-      </w:r>
-      <w:r>
-        <w:rPr>
-          <w:rFonts w:ascii="Arial" w:eastAsia="Times New Roman" w:hAnsi="Arial" w:cs="Arial"/>
-          <w:sz w:val="24"/>
-          <w:szCs w:val="24"/>
-          <w:lang w:eastAsia="es-ES"/>
-        </w:rPr>
-        <w:t xml:space="preserve"> o </w:t>
-      </w:r>
-      <w:r>
-        <w:rPr>
-          <w:rFonts w:ascii="Arial" w:eastAsia="Times New Roman" w:hAnsi="Arial" w:cs="Arial"/>
-          <w:b/>
-          <w:bCs/>
-          <w:sz w:val="24"/>
-          <w:szCs w:val="24"/>
-          <w:lang w:eastAsia="es-ES"/>
-        </w:rPr>
-        <w:t>Dirigido (</w:t>
-      </w:r>
-      <w:proofErr w:type="spellStart"/>
-      <w:r>
-        <w:rPr>
-          <w:rFonts w:ascii="Arial" w:eastAsia="Times New Roman" w:hAnsi="Arial" w:cs="Arial"/>
-          <w:b/>
-          <w:bCs/>
-          <w:sz w:val="24"/>
-          <w:szCs w:val="24"/>
-          <w:lang w:eastAsia="es-ES"/>
-        </w:rPr>
-        <w:t>Spear</w:t>
-      </w:r>
-      <w:proofErr w:type="spellEnd"/>
-      <w:r>
-        <w:rPr>
-          <w:rFonts w:ascii="Arial" w:eastAsia="Times New Roman" w:hAnsi="Arial" w:cs="Arial"/>
-          <w:b/>
-          <w:bCs/>
-          <w:sz w:val="24"/>
-          <w:szCs w:val="24"/>
-          <w:lang w:eastAsia="es-ES"/>
-        </w:rPr>
-        <w:t xml:space="preserve"> Phishing)</w:t>
-      </w:r>
-      <w:r>
-        <w:rPr>
-          <w:rFonts w:ascii="Arial" w:eastAsia="Times New Roman" w:hAnsi="Arial" w:cs="Arial"/>
-          <w:sz w:val="24"/>
-          <w:szCs w:val="24"/>
-          <w:lang w:eastAsia="es-ES"/>
-        </w:rPr>
-        <w:t xml:space="preserve"> </w:t>
-      </w:r>
-      <w:r>
-        <w:rPr>
-          <w:rFonts w:ascii="Arial" w:eastAsia="Times New Roman" w:hAnsi="Arial" w:cs="Arial"/>
-          <w:i/>
-          <w:iCs/>
-          <w:sz w:val="24"/>
-          <w:szCs w:val="24"/>
-          <w:lang w:eastAsia="es-ES"/>
-        </w:rPr>
-        <w:t>(Según el contexto)</w:t>
-      </w:r>
-      <w:r>
-        <w:rPr>
-          <w:rFonts w:ascii="Arial" w:eastAsia="Times New Roman" w:hAnsi="Arial" w:cs="Arial"/>
-          <w:sz w:val="24"/>
-          <w:szCs w:val="24"/>
-          <w:lang w:eastAsia="es-ES"/>
-        </w:rPr>
-        <w:t xml:space="preserve">. </w:t>
-      </w:r>
-    </w:p>
-    <w:p>
-      <w:pPr>
-        <w:spacing w:before="100" w:beforeAutospacing="1" w:after="100" w:afterAutospacing="1" w:line="240" w:lineRule="auto"/>
-        <w:ind w:left="720"/>
-        <w:jc w:val="both"/>
-        <w:rPr>
-          <w:rFonts w:ascii="Arial" w:eastAsia="Times New Roman" w:hAnsi="Arial" w:cs="Arial"/>
-          <w:sz w:val="24"/>
-          <w:szCs w:val="24"/>
-          <w:lang w:eastAsia="es-ES"/>
-        </w:rPr>
-      </w:pPr>
-      <w:r>
-        <w:rPr>
-          <w:rFonts w:ascii="Arial" w:eastAsia="Times New Roman" w:hAnsi="Arial" w:cs="Arial"/>
-          <w:i/>
-          <w:iCs/>
-          <w:sz w:val="24"/>
-          <w:szCs w:val="24"/>
-          <w:lang w:eastAsia="es-ES"/>
-        </w:rPr>
-        <w:t>Justificación:</w:t>
-      </w:r>
-      <w:r>
-        <w:rPr>
-          <w:rFonts w:ascii="Arial" w:eastAsia="Times New Roman" w:hAnsi="Arial" w:cs="Arial"/>
-          <w:sz w:val="24"/>
-          <w:szCs w:val="24"/>
-          <w:lang w:eastAsia="es-ES"/>
-        </w:rPr>
-        <w:t xml:space="preserve"> La técnica estándar con </w:t>
-      </w:r>
-      <w:proofErr w:type="spellStart"/>
-      <w:r>
-        <w:rPr>
-          <w:rFonts w:ascii="Arial" w:eastAsia="Times New Roman" w:hAnsi="Arial" w:cs="Arial"/>
-          <w:sz w:val="24"/>
-          <w:szCs w:val="24"/>
-          <w:lang w:eastAsia="es-ES"/>
-        </w:rPr>
-        <w:t>setoolkit</w:t>
-      </w:r>
-      <w:proofErr w:type="spellEnd"/>
-      <w:r>
-        <w:rPr>
-          <w:rFonts w:ascii="Arial" w:eastAsia="Times New Roman" w:hAnsi="Arial" w:cs="Arial"/>
-          <w:sz w:val="24"/>
-          <w:szCs w:val="24"/>
-          <w:lang w:eastAsia="es-ES"/>
-        </w:rPr>
-        <w:t xml:space="preserve"> (Site </w:t>
-      </w:r>
-      <w:proofErr w:type="spellStart"/>
-      <w:r>
-        <w:rPr>
-          <w:rFonts w:ascii="Arial" w:eastAsia="Times New Roman" w:hAnsi="Arial" w:cs="Arial"/>
-          <w:sz w:val="24"/>
-          <w:szCs w:val="24"/>
-          <w:lang w:eastAsia="es-ES"/>
-        </w:rPr>
-        <w:t>Cloner</w:t>
-      </w:r>
-      <w:proofErr w:type="spellEnd"/>
-      <w:r>
-        <w:rPr>
-          <w:rFonts w:ascii="Arial" w:eastAsia="Times New Roman" w:hAnsi="Arial" w:cs="Arial"/>
-          <w:sz w:val="24"/>
-          <w:szCs w:val="24"/>
-          <w:lang w:eastAsia="es-ES"/>
-        </w:rPr>
-        <w:t xml:space="preserve"> / </w:t>
-      </w:r>
-      <w:proofErr w:type="spellStart"/>
-      <w:r>
-        <w:rPr>
-          <w:rFonts w:ascii="Arial" w:eastAsia="Times New Roman" w:hAnsi="Arial" w:cs="Arial"/>
-          <w:sz w:val="24"/>
-          <w:szCs w:val="24"/>
-          <w:lang w:eastAsia="es-ES"/>
-        </w:rPr>
-        <w:t>Credential</w:t>
-      </w:r>
-      <w:proofErr w:type="spellEnd"/>
-      <w:r>
-        <w:rPr>
-          <w:rFonts w:ascii="Arial" w:eastAsia="Times New Roman" w:hAnsi="Arial" w:cs="Arial"/>
-          <w:sz w:val="24"/>
-          <w:szCs w:val="24"/>
-          <w:lang w:eastAsia="es-ES"/>
-        </w:rPr>
-        <w:t xml:space="preserve"> </w:t>
-      </w:r>
-      <w:proofErr w:type="spellStart"/>
-      <w:r>
-        <w:rPr>
-          <w:rFonts w:ascii="Arial" w:eastAsia="Times New Roman" w:hAnsi="Arial" w:cs="Arial"/>
-          <w:sz w:val="24"/>
-          <w:szCs w:val="24"/>
-          <w:lang w:eastAsia="es-ES"/>
-        </w:rPr>
-        <w:t>Harvester</w:t>
-      </w:r>
-      <w:proofErr w:type="spellEnd"/>
-      <w:r>
-        <w:rPr>
-          <w:rFonts w:ascii="Arial" w:eastAsia="Times New Roman" w:hAnsi="Arial" w:cs="Arial"/>
-          <w:sz w:val="24"/>
-          <w:szCs w:val="24"/>
-          <w:lang w:eastAsia="es-ES"/>
-        </w:rPr>
-        <w:t xml:space="preserve">) está diseñada para clonar una portada pública y ponerse a la escucha de cualquier usuario que caiga en el enlace. Por tanto, su alcance nativo es </w:t>
-      </w:r>
-      <w:r>
-        <w:rPr>
-          <w:rFonts w:ascii="Arial" w:eastAsia="Times New Roman" w:hAnsi="Arial" w:cs="Arial"/>
-          <w:b/>
-          <w:bCs/>
-          <w:sz w:val="24"/>
-          <w:szCs w:val="24"/>
-          <w:lang w:eastAsia="es-ES"/>
-        </w:rPr>
-        <w:t>masivo</w:t>
-      </w:r>
-      <w:r>
-        <w:rPr>
-          <w:rFonts w:ascii="Arial" w:eastAsia="Times New Roman" w:hAnsi="Arial" w:cs="Arial"/>
-          <w:sz w:val="24"/>
-          <w:szCs w:val="24"/>
-          <w:lang w:eastAsia="es-ES"/>
-        </w:rPr>
-        <w:t xml:space="preserve"> (phishing genérico). No obstante, si la plantilla se personaliza enviando un mensaje directo a un perfil específico (por ejemplo, empleados de un departamento concreto), se clasifica como </w:t>
-      </w:r>
-      <w:r>
-        <w:rPr>
-          <w:rFonts w:ascii="Arial" w:eastAsia="Times New Roman" w:hAnsi="Arial" w:cs="Arial"/>
-          <w:b/>
-          <w:bCs/>
-          <w:sz w:val="24"/>
-          <w:szCs w:val="24"/>
-          <w:lang w:eastAsia="es-ES"/>
-        </w:rPr>
-        <w:t>dirigido</w:t>
-      </w:r>
-      <w:r>
-        <w:rPr>
-          <w:rFonts w:ascii="Arial" w:eastAsia="Times New Roman" w:hAnsi="Arial" w:cs="Arial"/>
-          <w:sz w:val="24"/>
-          <w:szCs w:val="24"/>
-          <w:lang w:eastAsia="es-ES"/>
-        </w:rPr>
-        <w:t xml:space="preserve">. </w:t>
-      </w:r>
-    </w:p>
-    <w:p>
-      <w:pPr>
+          <w:rFonts w:ascii="Arial" w:hAnsi="Arial" w:cs="Arial"/>
+          <w:sz w:val="24"/>
+          <w:szCs w:val="24"/>
+        </w:rPr>
+        <w:t xml:space="preserve">a </w:t>
+      </w:r>
+      <w:r>
+        <w:rPr>
+          <w:rFonts w:ascii="Arial" w:hAnsi="Arial" w:cs="Arial"/>
+          <w:sz w:val="24"/>
+          <w:szCs w:val="24"/>
+        </w:rPr>
+        <w:t>cientos</w:t>
+      </w:r>
+      <w:r>
+        <w:rPr>
+          <w:rFonts w:ascii="Arial" w:hAnsi="Arial" w:cs="Arial"/>
+          <w:sz w:val="24"/>
+          <w:szCs w:val="24"/>
+        </w:rPr>
+        <w:t xml:space="preserve"> de destinatarios para robar datos</w:t>
+      </w:r>
+      <w:r>
+        <w:rPr>
+          <w:rFonts w:ascii="Arial" w:hAnsi="Arial" w:cs="Arial"/>
+          <w:sz w:val="24"/>
+          <w:szCs w:val="24"/>
+        </w:rPr>
+        <w:t>. Los datos de estos usuarios como el correo o el teléfono son obtenidos</w:t>
+      </w:r>
+      <w:r>
+        <w:rPr>
+          <w:rFonts w:ascii="Arial" w:hAnsi="Arial" w:cs="Arial"/>
+          <w:sz w:val="24"/>
+          <w:szCs w:val="24"/>
+        </w:rPr>
+        <w:t xml:space="preserve"> de forma ilegal</w:t>
+      </w:r>
+      <w:r>
+        <w:rPr>
+          <w:rFonts w:ascii="Arial" w:hAnsi="Arial" w:cs="Arial"/>
+          <w:sz w:val="24"/>
+          <w:szCs w:val="24"/>
+        </w:rPr>
+        <w:t>.</w:t>
+      </w:r>
+    </w:p>
+    <w:p>
+      <w:pPr>
+        <w:rPr>
+          <w:rFonts w:ascii="Arial" w:hAnsi="Arial" w:cs="Arial"/>
+          <w:sz w:val="24"/>
+          <w:szCs w:val="24"/>
+        </w:rPr>
+      </w:pPr>
+    </w:p>
+    <w:p>
+      <w:pPr>
+        <w:pBdr>
+          <w:top w:val="single" w:sz="4" w:space="1" w:color="auto"/>
+          <w:left w:val="single" w:sz="4" w:space="4" w:color="auto"/>
+          <w:bottom w:val="single" w:sz="4" w:space="1" w:color="auto"/>
+          <w:right w:val="single" w:sz="4" w:space="4" w:color="auto"/>
+        </w:pBdr>
         <w:ind w:firstLine="708"/>
-        <w:rPr>
-          <w:rFonts w:ascii="Arial" w:hAnsi="Arial" w:cs="Arial"/>
-          <w:sz w:val="24"/>
-          <w:szCs w:val="24"/>
-        </w:rPr>
-      </w:pPr>
-    </w:p>
-    <w:p>
-      <w:pPr>
-        <w:ind w:firstLine="708"/>
-        <w:jc w:val="both"/>
+        <w:jc w:val="center"/>
         <w:rPr>
           <w:rFonts w:ascii="Arial" w:hAnsi="Arial" w:cs="Arial"/>
           <w:sz w:val="24"/>
@@ -2654,6 +2856,7 @@
           <w:u w:val="single"/>
           <w:lang w:eastAsia="es-ES"/>
         </w:rPr>
+        <w:lastRenderedPageBreak/>
         <w:t xml:space="preserve">- </w:t>
       </w:r>
       <w:r>
@@ -2673,7 +2876,25 @@
           <w:szCs w:val="24"/>
           <w:lang w:eastAsia="es-ES"/>
         </w:rPr>
-        <w:t xml:space="preserve"> Probar estas herramientas en entornos no controlados o sobre usuarios reales sin su consentimiento previo puede causar pérdida de datos, interrupción de servicios y violaciones de privacidad. </w:t>
+        <w:t xml:space="preserve"> </w:t>
+      </w:r>
+      <w:r>
+        <w:rPr>
+          <w:rFonts w:ascii="Arial" w:eastAsia="Times New Roman" w:hAnsi="Arial" w:cs="Arial"/>
+          <w:sz w:val="24"/>
+          <w:szCs w:val="24"/>
+          <w:lang w:eastAsia="es-ES"/>
+        </w:rPr>
+        <w:t>p</w:t>
+      </w:r>
+      <w:r>
+        <w:rPr>
+          <w:rFonts w:ascii="Arial" w:eastAsia="Times New Roman" w:hAnsi="Arial" w:cs="Arial"/>
+          <w:sz w:val="24"/>
+          <w:szCs w:val="24"/>
+          <w:lang w:eastAsia="es-ES"/>
+        </w:rPr>
+        <w:t xml:space="preserve">robar estas herramientas en entornos no controlados o sobre usuarios reales sin su consentimiento puede causar pérdida de datos, interrupción de servicios y violaciones de privacidad. </w:t>
       </w:r>
     </w:p>
     <w:p>
@@ -2762,7 +2983,43 @@
           <w:szCs w:val="24"/>
           <w:lang w:eastAsia="es-ES"/>
         </w:rPr>
-        <w:t xml:space="preserve">, ya que de esa manera va </w:t>
+        <w:t>, ya que de es</w:t>
+      </w:r>
+      <w:r>
+        <w:rPr>
+          <w:rFonts w:ascii="Arial" w:eastAsia="Times New Roman" w:hAnsi="Arial" w:cs="Arial"/>
+          <w:sz w:val="24"/>
+          <w:szCs w:val="24"/>
+          <w:lang w:eastAsia="es-ES"/>
+        </w:rPr>
+        <w:t>t</w:t>
+      </w:r>
+      <w:r>
+        <w:rPr>
+          <w:rFonts w:ascii="Arial" w:eastAsia="Times New Roman" w:hAnsi="Arial" w:cs="Arial"/>
+          <w:sz w:val="24"/>
+          <w:szCs w:val="24"/>
+          <w:lang w:eastAsia="es-ES"/>
+        </w:rPr>
+        <w:t xml:space="preserve">a manera </w:t>
+      </w:r>
+      <w:r>
+        <w:rPr>
+          <w:rFonts w:ascii="Arial" w:eastAsia="Times New Roman" w:hAnsi="Arial" w:cs="Arial"/>
+          <w:sz w:val="24"/>
+          <w:szCs w:val="24"/>
+          <w:lang w:eastAsia="es-ES"/>
+        </w:rPr>
+        <w:t xml:space="preserve">se </w:t>
+      </w:r>
+      <w:r>
+        <w:rPr>
+          <w:rFonts w:ascii="Arial" w:eastAsia="Times New Roman" w:hAnsi="Arial" w:cs="Arial"/>
+          <w:sz w:val="24"/>
+          <w:szCs w:val="24"/>
+          <w:lang w:eastAsia="es-ES"/>
+        </w:rPr>
+        <w:t xml:space="preserve">va </w:t>
       </w:r>
       <w:r>
         <w:rPr>
@@ -2798,7 +3055,16 @@
           <w:szCs w:val="24"/>
           <w:lang w:eastAsia="es-ES"/>
         </w:rPr>
-        <w:t>a los profesionales de ciberseguridad diseñar mejores controles defensivos y educar a los usuarios para mitigar los riesgos de ciberataques reales</w:t>
+        <w:t>a los profesionales diseñar mejores controles defensivos y educar a los usuarios para mitigar los riesgos de ciberataques reales</w:t>
+      </w:r>
+      <w:r>
+        <w:rPr>
+          <w:rFonts w:ascii="Arial" w:eastAsia="Times New Roman" w:hAnsi="Arial" w:cs="Arial"/>
+          <w:sz w:val="24"/>
+          <w:szCs w:val="24"/>
+          <w:lang w:eastAsia="es-ES"/>
+        </w:rPr>
+        <w:t>.</w:t>
       </w:r>
     </w:p>
     <w:p>
@@ -2814,8 +3080,14 @@
     </w:p>
     <w:p>
       <w:pPr>
+        <w:pBdr>
+          <w:top w:val="single" w:sz="4" w:space="1" w:color="auto"/>
+          <w:left w:val="single" w:sz="4" w:space="4" w:color="auto"/>
+          <w:bottom w:val="single" w:sz="4" w:space="1" w:color="auto"/>
+          <w:right w:val="single" w:sz="4" w:space="4" w:color="auto"/>
+        </w:pBdr>
         <w:ind w:firstLine="708"/>
-        <w:jc w:val="both"/>
+        <w:jc w:val="center"/>
         <w:rPr>
           <w:rFonts w:ascii="Arial" w:hAnsi="Arial" w:cs="Arial"/>
           <w:sz w:val="24"/>
@@ -2879,16 +3151,25 @@
           <w:szCs w:val="24"/>
           <w:lang w:eastAsia="es-ES"/>
         </w:rPr>
-        <w:t>una alerta de inicio de sesión conlleva la re</w:t>
-      </w:r>
-      <w:r>
-        <w:rPr>
-          <w:rFonts w:ascii="Arial" w:eastAsia="Times New Roman" w:hAnsi="Arial" w:cs="Arial"/>
-          <w:sz w:val="24"/>
-          <w:szCs w:val="24"/>
-          <w:lang w:eastAsia="es-ES"/>
-        </w:rPr>
-        <w:t xml:space="preserve">cepción de correos oficiales del </w:t>
+        <w:t xml:space="preserve">una alerta de inicio de sesión </w:t>
+      </w:r>
+      <w:r>
+        <w:rPr>
+          <w:rFonts w:ascii="Arial" w:eastAsia="Times New Roman" w:hAnsi="Arial" w:cs="Arial"/>
+          <w:sz w:val="24"/>
+          <w:szCs w:val="24"/>
+          <w:lang w:eastAsia="es-ES"/>
+        </w:rPr>
+        <w:t xml:space="preserve">va a suponer el recibir </w:t>
+      </w:r>
+      <w:r>
+        <w:rPr>
+          <w:rFonts w:ascii="Arial" w:eastAsia="Times New Roman" w:hAnsi="Arial" w:cs="Arial"/>
+          <w:sz w:val="24"/>
+          <w:szCs w:val="24"/>
+          <w:lang w:eastAsia="es-ES"/>
+        </w:rPr>
+        <w:t xml:space="preserve">correos oficiales del </w:t>
       </w:r>
       <w:r>
         <w:rPr>
@@ -3072,72 +3353,8 @@
         <w:t xml:space="preserve"> </w:t>
       </w:r>
     </w:p>
-    <w:p>
-      <w:pPr>
-        <w:spacing w:before="100" w:beforeAutospacing="1" w:after="100" w:afterAutospacing="1" w:line="240" w:lineRule="auto"/>
-        <w:ind w:left="708" w:firstLine="708"/>
-        <w:jc w:val="both"/>
-        <w:rPr>
-          <w:rFonts w:ascii="Arial" w:eastAsia="Times New Roman" w:hAnsi="Arial" w:cs="Arial"/>
-          <w:sz w:val="24"/>
-          <w:szCs w:val="24"/>
-          <w:lang w:eastAsia="es-ES"/>
-        </w:rPr>
-      </w:pPr>
-      <w:r>
-        <w:rPr>
-          <w:rFonts w:ascii="Arial" w:eastAsia="Times New Roman" w:hAnsi="Arial" w:cs="Arial"/>
-          <w:sz w:val="24"/>
-          <w:szCs w:val="24"/>
-          <w:lang w:eastAsia="es-ES"/>
-        </w:rPr>
-        <w:t xml:space="preserve">- </w:t>
-      </w:r>
-      <w:r>
-        <w:rPr>
-          <w:rFonts w:ascii="Arial" w:eastAsia="Times New Roman" w:hAnsi="Arial" w:cs="Arial"/>
-          <w:sz w:val="24"/>
-          <w:szCs w:val="24"/>
-          <w:u w:val="single"/>
-          <w:lang w:eastAsia="es-ES"/>
-        </w:rPr>
-        <w:t>Historial del navegador:</w:t>
-      </w:r>
-      <w:r>
-        <w:rPr>
-          <w:rFonts w:ascii="Arial" w:eastAsia="Times New Roman" w:hAnsi="Arial" w:cs="Arial"/>
-          <w:sz w:val="24"/>
-          <w:szCs w:val="24"/>
-          <w:lang w:eastAsia="es-ES"/>
-        </w:rPr>
-        <w:t xml:space="preserve"> La presencia de una IP directa</w:t>
-      </w:r>
-      <w:r>
-        <w:rPr>
-          <w:rFonts w:ascii="Arial" w:eastAsia="Times New Roman" w:hAnsi="Arial" w:cs="Arial"/>
-          <w:sz w:val="24"/>
-          <w:szCs w:val="24"/>
-          <w:lang w:eastAsia="es-ES"/>
-        </w:rPr>
-        <w:t xml:space="preserve"> </w:t>
-      </w:r>
-      <w:r>
-        <w:rPr>
-          <w:rFonts w:ascii="Arial" w:eastAsia="Times New Roman" w:hAnsi="Arial" w:cs="Arial"/>
-          <w:sz w:val="24"/>
-          <w:szCs w:val="24"/>
-          <w:lang w:eastAsia="es-ES"/>
-        </w:rPr>
-        <w:t>o un dominio no oficial en el historial de navegación en el momento en que se introdujeron los datos de acceso.</w:t>
-      </w:r>
-    </w:p>
-    <w:p>
-      <w:pPr>
-        <w:ind w:firstLine="708"/>
-      </w:pPr>
-    </w:p>
     <w:sectPr>
-      <w:footerReference w:type="default" r:id="rId16"/>
+      <w:footerReference w:type="default" r:id="rId17"/>
       <w:pgSz w:w="11906" w:h="16838"/>
       <w:pgMar w:top="1417" w:right="1701" w:bottom="1417" w:left="1701" w:header="708" w:footer="708" w:gutter="0"/>
       <w:pgNumType w:start="0"/>
@@ -3594,6 +3811,120 @@
     </w:lvl>
   </w:abstractNum>
   <w:abstractNum w:abstractNumId="2" w15:restartNumberingAfterBreak="0">
+    <w:nsid w:val="5A3E3ADA"/>
+    <w:multiLevelType w:val="hybridMultilevel"/>
+    <w:tmpl w:val="FA10C6E0"/>
+    <w:lvl w:ilvl="0" w:tplc="B80662C0">
+      <w:start w:val="2"/>
+      <w:numFmt w:val="bullet"/>
+      <w:lvlText w:val="-"/>
+      <w:lvlJc w:val="left"/>
+      <w:pPr>
+        <w:ind w:left="1776" w:hanging="360"/>
+      </w:pPr>
+      <w:rPr>
+        <w:rFonts w:ascii="Arial" w:eastAsia="Times New Roman" w:hAnsi="Arial" w:cs="Arial" w:hint="default"/>
+        <w:i/>
+      </w:rPr>
+    </w:lvl>
+    <w:lvl w:ilvl="1" w:tplc="0C0A0003" w:tentative="1">
+      <w:start w:val="1"/>
+      <w:numFmt w:val="bullet"/>
+      <w:lvlText w:val="o"/>
+      <w:lvlJc w:val="left"/>
+      <w:pPr>
+        <w:ind w:left="2496" w:hanging="360"/>
+      </w:pPr>
+      <w:rPr>
+        <w:rFonts w:ascii="Courier New" w:hAnsi="Courier New" w:cs="Courier New" w:hint="default"/>
+      </w:rPr>
+    </w:lvl>
+    <w:lvl w:ilvl="2" w:tplc="0C0A0005" w:tentative="1">
+      <w:start w:val="1"/>
+      <w:numFmt w:val="bullet"/>
+      <w:lvlText w:val=""/>
+      <w:lvlJc w:val="left"/>
+      <w:pPr>
+        <w:ind w:left="3216" w:hanging="360"/>
+      </w:pPr>
+      <w:rPr>
+        <w:rFonts w:ascii="Wingdings" w:hAnsi="Wingdings" w:hint="default"/>
+      </w:rPr>
+    </w:lvl>
+    <w:lvl w:ilvl="3" w:tplc="0C0A0001" w:tentative="1">
+      <w:start w:val="1"/>
+      <w:numFmt w:val="bullet"/>
+      <w:lvlText w:val=""/>
+      <w:lvlJc w:val="left"/>
+      <w:pPr>
+        <w:ind w:left="3936" w:hanging="360"/>
+      </w:pPr>
+      <w:rPr>
+        <w:rFonts w:ascii="Symbol" w:hAnsi="Symbol" w:hint="default"/>
+      </w:rPr>
+    </w:lvl>
+    <w:lvl w:ilvl="4" w:tplc="0C0A0003" w:tentative="1">
+      <w:start w:val="1"/>
+      <w:numFmt w:val="bullet"/>
+      <w:lvlText w:val="o"/>
+      <w:lvlJc w:val="left"/>
+      <w:pPr>
+        <w:ind w:left="4656" w:hanging="360"/>
+      </w:pPr>
+      <w:rPr>
+        <w:rFonts w:ascii="Courier New" w:hAnsi="Courier New" w:cs="Courier New" w:hint="default"/>
+      </w:rPr>
+    </w:lvl>
+    <w:lvl w:ilvl="5" w:tplc="0C0A0005" w:tentative="1">
+      <w:start w:val="1"/>
+      <w:numFmt w:val="bullet"/>
+      <w:lvlText w:val=""/>
+      <w:lvlJc w:val="left"/>
+      <w:pPr>
+        <w:ind w:left="5376" w:hanging="360"/>
+      </w:pPr>
+      <w:rPr>
+        <w:rFonts w:ascii="Wingdings" w:hAnsi="Wingdings" w:hint="default"/>
+      </w:rPr>
+    </w:lvl>
+    <w:lvl w:ilvl="6" w:tplc="0C0A0001" w:tentative="1">
+      <w:start w:val="1"/>
+      <w:numFmt w:val="bullet"/>
+      <w:lvlText w:val=""/>
+      <w:lvlJc w:val="left"/>
+      <w:pPr>
+        <w:ind w:left="6096" w:hanging="360"/>
+      </w:pPr>
+      <w:rPr>
+        <w:rFonts w:ascii="Symbol" w:hAnsi="Symbol" w:hint="default"/>
+      </w:rPr>
+    </w:lvl>
+    <w:lvl w:ilvl="7" w:tplc="0C0A0003" w:tentative="1">
+      <w:start w:val="1"/>
+      <w:numFmt w:val="bullet"/>
+      <w:lvlText w:val="o"/>
+      <w:lvlJc w:val="left"/>
+      <w:pPr>
+        <w:ind w:left="6816" w:hanging="360"/>
+      </w:pPr>
+      <w:rPr>
+        <w:rFonts w:ascii="Courier New" w:hAnsi="Courier New" w:cs="Courier New" w:hint="default"/>
+      </w:rPr>
+    </w:lvl>
+    <w:lvl w:ilvl="8" w:tplc="0C0A0005" w:tentative="1">
+      <w:start w:val="1"/>
+      <w:numFmt w:val="bullet"/>
+      <w:lvlText w:val=""/>
+      <w:lvlJc w:val="left"/>
+      <w:pPr>
+        <w:ind w:left="7536" w:hanging="360"/>
+      </w:pPr>
+      <w:rPr>
+        <w:rFonts w:ascii="Wingdings" w:hAnsi="Wingdings" w:hint="default"/>
+      </w:rPr>
+    </w:lvl>
+  </w:abstractNum>
+  <w:abstractNum w:abstractNumId="3" w15:restartNumberingAfterBreak="0">
     <w:nsid w:val="5B244D41"/>
     <w:multiLevelType w:val="hybridMultilevel"/>
     <w:tmpl w:val="5C22FF42"/>
@@ -3707,7 +4038,7 @@
       </w:rPr>
     </w:lvl>
   </w:abstractNum>
-  <w:abstractNum w:abstractNumId="3" w15:restartNumberingAfterBreak="0">
+  <w:abstractNum w:abstractNumId="4" w15:restartNumberingAfterBreak="0">
     <w:nsid w:val="62035DD1"/>
     <w:multiLevelType w:val="hybridMultilevel"/>
     <w:tmpl w:val="35903944"/>
@@ -3821,7 +4152,7 @@
       </w:rPr>
     </w:lvl>
   </w:abstractNum>
-  <w:abstractNum w:abstractNumId="4" w15:restartNumberingAfterBreak="0">
+  <w:abstractNum w:abstractNumId="5" w15:restartNumberingAfterBreak="0">
     <w:nsid w:val="635C1AE0"/>
     <w:multiLevelType w:val="multilevel"/>
     <w:tmpl w:val="763660D8"/>
@@ -3971,18 +4302,21 @@
     </w:lvl>
   </w:abstractNum>
   <w:num w:numId="1">
-    <w:abstractNumId w:val="3"/>
+    <w:abstractNumId w:val="4"/>
   </w:num>
   <w:num w:numId="2">
     <w:abstractNumId w:val="0"/>
   </w:num>
   <w:num w:numId="3">
-    <w:abstractNumId w:val="4"/>
+    <w:abstractNumId w:val="5"/>
   </w:num>
   <w:num w:numId="4">
     <w:abstractNumId w:val="1"/>
   </w:num>
   <w:num w:numId="5">
+    <w:abstractNumId w:val="3"/>
+  </w:num>
+  <w:num w:numId="6">
     <w:abstractNumId w:val="2"/>
   </w:num>
 </w:numbering>
